--- a/local_doc_change/stress_corpus/docs/it_glasshollow_006.docx
+++ b/local_doc_change/stress_corpus/docs/it_glasshollow_006.docx
@@ -12,6 +12,47 @@
     </w:p>
     <w:p>
       <w:r>
+        <w:drawing>
+          <wp:inline xmlns:a="http://schemas.openxmlformats.org/drawingml/2006/main" xmlns:pic="http://schemas.openxmlformats.org/drawingml/2006/picture">
+            <wp:extent cx="4114800" cy="2571750"/>
+            <wp:docPr id="1" name="Picture 1"/>
+            <wp:cNvGraphicFramePr>
+              <a:graphicFrameLocks noChangeAspect="1"/>
+            </wp:cNvGraphicFramePr>
+            <a:graphic>
+              <a:graphicData uri="http://schemas.openxmlformats.org/drawingml/2006/picture">
+                <pic:pic>
+                  <pic:nvPicPr>
+                    <pic:cNvPr id="0" name="diagram_2.png"/>
+                    <pic:cNvPicPr/>
+                  </pic:nvPicPr>
+                  <pic:blipFill>
+                    <a:blip r:embed="rId9"/>
+                    <a:stretch>
+                      <a:fillRect/>
+                    </a:stretch>
+                  </pic:blipFill>
+                  <pic:spPr>
+                    <a:xfrm>
+                      <a:off x="0" y="0"/>
+                      <a:ext cx="4114800" cy="2571750"/>
+                    </a:xfrm>
+                    <a:prstGeom prst="rect"/>
+                  </pic:spPr>
+                </pic:pic>
+              </a:graphicData>
+            </a:graphic>
+          </wp:inline>
+        </w:drawing>
+      </w:r>
+    </w:p>
+    <w:p>
+      <w:r>
+        <w:t>Figure 3. Data lifecycle and retention diagram.</w:t>
+      </w:r>
+    </w:p>
+    <w:p>
+      <w:r>
         <w:t>This document is the official it and infrastructure policy for Glasshollow. Exceptions require written sign-off from the compliance officer and are logged for audit. Access to the CI pipeline is granted on a standardized basis and revoked when no longer required. Any incident affecting the customer portal is triaged by the finance controller within the stated window. Where this policy conflicts with a contractual obligation, the stricter requirement applies.</w:t>
       </w:r>
     </w:p>
@@ -20,70 +61,238 @@
         <w:pStyle w:val="Heading1"/>
       </w:pPr>
       <w:r>
-        <w:t>Acceptable Use</w:t>
-      </w:r>
-    </w:p>
-    <w:p>
-      <w:r>
-        <w:t>Acceptable use follows the practices outlined here and is reviewed regularly. Staff are expected to follow this procedure without deviation unless the legal team grants a waiver. Where this policy conflicts with a contractual obligation, the stricter requirement applies. The process is tested every two weeks to verify that controls operate as intended.</w:t>
-      </w:r>
-    </w:p>
-    <w:p>
-      <w:r>
-        <w:t>Supporting runbooks are maintained alongside this document and kept reviewed. Records related to this section are kept reviewed and made available to the privacy office on request. Any incident affecting the billing platform is triaged by the data steward within the stated window. Metrics for this area are reported each sprint and reviewed by a direct manager. All requests must be least-privilege and approved by the product manager before they take effect. The process is tested monthly to verify that controls operate as intended. Records related to this section are kept compliant and made available to a direct manager on request.</w:t>
-      </w:r>
-    </w:p>
-    <w:p>
-      <w:r>
-        <w:t>Staff are expected to follow this procedure without deviation unless the compliance officer grants a waiver. Every change is recorded in the monitoring stack so that actions remain attributable. All requests must be least-privilege and approved by the legal team before they take effect. Owners must keep the customer portal aligned with the thresholds described in this section.</w:t>
-      </w:r>
-    </w:p>
-    <w:p>
-      <w:r>
-        <w:t>Every change is recorded in the VPN gateway so that actions remain attributable. Where this policy conflicts with a contractual obligation, the stricter requirement applies. Where this policy conflicts with a contractual obligation, the stricter requirement applies. All requests must be compliant and approved by the platform team before they take effect.</w:t>
-      </w:r>
-    </w:p>
-    <w:p>
-      <w:r>
-        <w:t>Records related to this section are kept compliant and made available to the IT desk on request. Every change is recorded in the identity provider so that actions remain attributable. All requests must be documented and approved by the support lead before they take effect. Access to the billing platform is granted on a documented basis and revoked when no longer required. Training on this topic is delivered quarterly and tracked to completion.</w:t>
-      </w:r>
-    </w:p>
-    <w:p>
-      <w:r>
-        <w:t>Owners must keep the billing platform aligned with the thresholds described in this section. All requests must be documented and approved by the data steward before they take effect. Supporting runbooks are maintained alongside this document and kept automated. Any incident affecting the monitoring stack is triaged by the compliance officer within the stated window. Non-compliance may result in escalation to the privacy office and corrective action. The process is tested twice a year to verify that controls operate as intended.</w:t>
-      </w:r>
-    </w:p>
-    <w:p>
-      <w:r>
-        <w:t>The process is tested each sprint to verify that controls operate as intended. Non-compliance may result in escalation to the product manager and corrective action. Metrics for this area are reported every business day and reviewed by the platform team. Staff are expected to follow this procedure without deviation unless the data steward grants a waiver. Supporting runbooks are maintained alongside this document and kept monitored.</w:t>
-      </w:r>
-    </w:p>
+        <w:t>Key Operational Parameters</w:t>
+      </w:r>
+    </w:p>
+    <w:tbl>
+      <w:tblPr>
+        <w:tblStyle w:val="LightGrid"/>
+        <w:tblW w:type="auto" w:w="0"/>
+        <w:tblLook w:firstColumn="1" w:firstRow="1" w:lastColumn="0" w:lastRow="0" w:noHBand="0" w:noVBand="1" w:val="04A0"/>
+      </w:tblPr>
+      <w:tblGrid>
+        <w:gridCol w:w="4320"/>
+        <w:gridCol w:w="4320"/>
+      </w:tblGrid>
+      <w:tr>
+        <w:tc>
+          <w:tcPr>
+            <w:tcW w:type="dxa" w:w="4320"/>
+          </w:tcPr>
+          <w:p>
+            <w:r>
+              <w:t>Parameter</w:t>
+            </w:r>
+          </w:p>
+        </w:tc>
+        <w:tc>
+          <w:tcPr>
+            <w:tcW w:type="dxa" w:w="4320"/>
+          </w:tcPr>
+          <w:p>
+            <w:r>
+              <w:t>Value</w:t>
+            </w:r>
+          </w:p>
+        </w:tc>
+      </w:tr>
+      <w:tr>
+        <w:tc>
+          <w:tcPr>
+            <w:tcW w:type="dxa" w:w="4320"/>
+          </w:tcPr>
+          <w:p>
+            <w:r>
+              <w:t>Records retention baseline</w:t>
+            </w:r>
+          </w:p>
+        </w:tc>
+        <w:tc>
+          <w:tcPr>
+            <w:tcW w:type="dxa" w:w="4320"/>
+          </w:tcPr>
+          <w:p>
+            <w:r>
+              <w:t>12 months</w:t>
+            </w:r>
+          </w:p>
+        </w:tc>
+      </w:tr>
+      <w:tr>
+        <w:tc>
+          <w:tcPr>
+            <w:tcW w:type="dxa" w:w="4320"/>
+          </w:tcPr>
+          <w:p>
+            <w:r>
+              <w:t>Standard approval threshold</w:t>
+            </w:r>
+          </w:p>
+        </w:tc>
+        <w:tc>
+          <w:tcPr>
+            <w:tcW w:type="dxa" w:w="4320"/>
+          </w:tcPr>
+          <w:p>
+            <w:r>
+              <w:t>$5000</w:t>
+            </w:r>
+          </w:p>
+        </w:tc>
+      </w:tr>
+      <w:tr>
+        <w:tc>
+          <w:tcPr>
+            <w:tcW w:type="dxa" w:w="4320"/>
+          </w:tcPr>
+          <w:p>
+            <w:r>
+              <w:t>Concurrent request budget</w:t>
+            </w:r>
+          </w:p>
+        </w:tc>
+        <w:tc>
+          <w:tcPr>
+            <w:tcW w:type="dxa" w:w="4320"/>
+          </w:tcPr>
+          <w:p>
+            <w:r>
+              <w:t>80 requests</w:t>
+            </w:r>
+          </w:p>
+        </w:tc>
+      </w:tr>
+      <w:tr>
+        <w:tc>
+          <w:tcPr>
+            <w:tcW w:type="dxa" w:w="4320"/>
+          </w:tcPr>
+          <w:p>
+            <w:r>
+              <w:t>Audit sampling rate</w:t>
+            </w:r>
+          </w:p>
+        </w:tc>
+        <w:tc>
+          <w:tcPr>
+            <w:tcW w:type="dxa" w:w="4320"/>
+          </w:tcPr>
+          <w:p>
+            <w:r>
+              <w:t>10 percent</w:t>
+            </w:r>
+          </w:p>
+        </w:tc>
+      </w:tr>
+      <w:tr>
+        <w:tc>
+          <w:tcPr>
+            <w:tcW w:type="dxa" w:w="4320"/>
+          </w:tcPr>
+          <w:p>
+            <w:r>
+              <w:t>Escalation tiers</w:t>
+            </w:r>
+          </w:p>
+        </w:tc>
+        <w:tc>
+          <w:tcPr>
+            <w:tcW w:type="dxa" w:w="4320"/>
+          </w:tcPr>
+          <w:p>
+            <w:r>
+              <w:t>3 tiers</w:t>
+            </w:r>
+          </w:p>
+        </w:tc>
+      </w:tr>
+      <w:tr>
+        <w:tc>
+          <w:tcPr>
+            <w:tcW w:type="dxa" w:w="4320"/>
+          </w:tcPr>
+          <w:p>
+            <w:r>
+              <w:t>Data egress cap</w:t>
+            </w:r>
+          </w:p>
+        </w:tc>
+        <w:tc>
+          <w:tcPr>
+            <w:tcW w:type="dxa" w:w="4320"/>
+          </w:tcPr>
+          <w:p>
+            <w:r>
+              <w:t>8,430 gigabytes</w:t>
+            </w:r>
+          </w:p>
+        </w:tc>
+      </w:tr>
+    </w:tbl>
     <w:p>
       <w:pPr>
         <w:pStyle w:val="Heading1"/>
       </w:pPr>
       <w:r>
+        <w:t>Acceptable Use</w:t>
+      </w:r>
+    </w:p>
+    <w:p>
+      <w:r>
+        <w:t>The following standards apply to acceptable use and are mandatory for all teams. Access to the billing platform is granted on a compliant basis and revoked when no longer required. Supporting runbooks are maintained alongside this document and kept reviewed. Records related to this section are kept reviewed and made available to the privacy office on request.</w:t>
+      </w:r>
+    </w:p>
+    <w:p>
+      <w:r>
+        <w:t>Every change is recorded in the ticketing system so that actions remain attributable. Staff are expected to follow this procedure without deviation unless the data steward grants a waiver. Owners must keep the CI pipeline aligned with the thresholds described in this section. Where this policy conflicts with a contractual obligation, the stricter requirement applies. Records related to this section are kept compliant and made available to a direct manager on request. The process is tested each sprint to verify that controls operate as intended. The process is tested each sprint to verify that controls operate as intended.</w:t>
+      </w:r>
+    </w:p>
+    <w:p>
+      <w:r>
+        <w:t>Access to the document store is granted on a monitored basis and revoked when no longer required. The process is tested monthly to verify that controls operate as intended. Where this policy conflicts with a contractual obligation, the stricter requirement applies. The backup vault is reviewed each sprint to confirm it meets the current standard.</w:t>
+      </w:r>
+    </w:p>
+    <w:p>
+      <w:r>
+        <w:t>The process is tested each sprint to verify that controls operate as intended. The monitoring stack is reviewed every business day to confirm it meets the current standard. Staff are expected to follow this procedure without deviation unless a direct manager grants a waiver. Access to the identity provider is granted on a monitored basis and revoked when no longer required. Supporting runbooks are maintained alongside this document and kept least-privilege. All requests must be documented and approved by the support lead before they take effect. Access to the billing platform is granted on a documented basis and revoked when no longer required.</w:t>
+      </w:r>
+    </w:p>
+    <w:p>
+      <w:r>
+        <w:t>Every change is recorded in the artifact registry so that actions remain attributable. Where this policy conflicts with a contractual obligation, the stricter requirement applies. Any incident affecting the billing platform is triaged by a department head within the stated window. All requests must be documented and approved by the data steward before they take effect. Supporting runbooks are maintained alongside this document and kept automated. Any incident affecting the monitoring stack is triaged by the compliance officer within the stated window. Non-compliance may result in escalation to the privacy office and corrective action.</w:t>
+      </w:r>
+    </w:p>
+    <w:p>
+      <w:r>
+        <w:t>The process is tested every two weeks to verify that controls operate as intended. The artifact registry is reviewed annually to confirm it meets the current standard. Metrics for this area are reported on a rolling basis and reviewed by the IT desk. Supporting runbooks are maintained alongside this document and kept least-privilege.</w:t>
+      </w:r>
+    </w:p>
+    <w:p>
+      <w:r>
+        <w:t>The customer portal is reviewed twice a year to confirm it meets the current standard. Supporting runbooks are maintained alongside this document and kept encrypted. Metrics for this area are reported every two weeks and reviewed by the support lead. Where this policy conflicts with a contractual obligation, the stricter requirement applies. All requests must be monitored and approved by the privacy office before they take effect.</w:t>
+      </w:r>
+    </w:p>
+    <w:p>
+      <w:pPr>
+        <w:pStyle w:val="Heading1"/>
+      </w:pPr>
+      <w:r>
         <w:t>Device Encryption</w:t>
       </w:r>
     </w:p>
     <w:p>
       <w:r>
-        <w:t>Device encryption is managed according to the rules described below. Records related to this section are kept documented and made available to the privacy office on request. Exceptions require written sign-off from the data steward and are logged for audit. Non-compliance may result in escalation to the security team and corrective action. Non-compliance may result in escalation to the on-call engineer and corrective action.</w:t>
-      </w:r>
-    </w:p>
-    <w:p>
-      <w:r>
-        <w:t>Access to the production cluster is granted on a auditable basis and revoked when no longer required. Staff are expected to follow this procedure without deviation unless the platform team grants a waiver. Metrics for this area are reported annually and reviewed by the data steward. Any incident affecting the monitoring stack is triaged by the people operations team within the stated window.</w:t>
-      </w:r>
-    </w:p>
-    <w:p>
-      <w:r>
-        <w:t>Every change is recorded in the monitoring stack so that actions remain attributable. The data warehouse is reviewed every business day to confirm it meets the current standard. Where this policy conflicts with a contractual obligation, the stricter requirement applies. Every change is recorded in the artifact registry so that actions remain attributable. The process is tested on a rolling basis to verify that controls operate as intended.</w:t>
-      </w:r>
-    </w:p>
-    <w:p>
-      <w:r>
-        <w:t>All requests must be approved and approved by the IT desk before they take effect. Supporting runbooks are maintained alongside this document and kept monitored. Where this policy conflicts with a contractual obligation, the stricter requirement applies. The process is tested every business day to verify that controls operate as intended. Non-compliance may result in escalation to a department head and corrective action.</w:t>
+        <w:t>Responsibilities and limits for device encryption are set out in this section. Exceptions require written sign-off from the IT desk and are logged for audit. Metrics for this area are reported every business day and reviewed by the product manager. Staff are expected to follow this procedure without deviation unless the platform team grants a waiver. Metrics for this area are reported annually and reviewed by the data steward.</w:t>
+      </w:r>
+    </w:p>
+    <w:p>
+      <w:r>
+        <w:t>Where this policy conflicts with a contractual obligation, the stricter requirement applies. Every change is recorded in the monitoring stack so that actions remain attributable. The data warehouse is reviewed every business day to confirm it meets the current standard. Where this policy conflicts with a contractual obligation, the stricter requirement applies. Every change is recorded in the artifact registry so that actions remain attributable.</w:t>
+      </w:r>
+    </w:p>
+    <w:p>
+      <w:r>
+        <w:t>Metrics for this area are reported every two weeks and reviewed by the security team. The process is tested every two weeks to verify that controls operate as intended. Supporting runbooks are maintained alongside this document and kept monitored. Where this policy conflicts with a contractual obligation, the stricter requirement applies. The process is tested every business day to verify that controls operate as intended. Non-compliance may result in escalation to a department head and corrective action.</w:t>
       </w:r>
     </w:p>
     <w:p>
